--- a/DOC/10-2_履歷_王子建_填.docx
+++ b/DOC/10-2_履歷_王子建_填.docx
@@ -169,24 +169,24 @@
             </w:pPr>
             <w:r>
               <w:rPr>
-                <w:rFonts w:ascii="標楷體" w:eastAsia="標楷體"/>
-                <w:sz w:val="28"/>
-              </w:rPr>
-              <w:t xml:space="preserve">( </w:t>
-            </w:r>
-            <w:r>
-              <w:rPr>
-                <w:rFonts w:ascii="標楷體" w:eastAsia="標楷體"/>
+                <w:rFonts w:ascii="標楷體" w:eastAsia="標楷體" w:hint="eastAsia"/>
+                <w:sz w:val="28"/>
+              </w:rPr>
+              <w:t xml:space="preserve"> (</w:t>
+            </w:r>
+            <w:r>
+              <w:rPr>
+                <w:rFonts w:ascii="Segoe UI Symbol" w:eastAsia="標楷體" w:hAnsi="Segoe UI Symbol" w:cs="Segoe UI Symbol"/>
                 <w:sz w:val="28"/>
               </w:rPr>
               <w:t>✓</w:t>
             </w:r>
             <w:r>
               <w:rPr>
-                <w:rFonts w:ascii="標楷體" w:eastAsia="標楷體"/>
-                <w:sz w:val="28"/>
-              </w:rPr>
-              <w:t xml:space="preserve"> ) 研究人員</w:t>
+                <w:rFonts w:ascii="標楷體" w:eastAsia="標楷體" w:hint="eastAsia"/>
+                <w:sz w:val="28"/>
+              </w:rPr>
+              <w:t>) 協同主持人</w:t>
             </w:r>
           </w:p>
         </w:tc>
@@ -227,7 +227,7 @@
           <w:p>
             <w:pPr>
               <w:rPr>
-                <w:rFonts w:ascii="標楷體" w:eastAsia="標楷體" w:hint="eastAsia"/>
+                <w:rFonts w:ascii="標楷體" w:eastAsia="標楷體"/>
                 <w:sz w:val="28"/>
               </w:rPr>
             </w:pPr>
@@ -320,7 +320,14 @@
                 <w:rFonts w:ascii="標楷體" w:eastAsia="標楷體" w:hint="eastAsia"/>
                 <w:sz w:val="28"/>
               </w:rPr>
-              <w:t>1990/08/03</w:t>
+              <w:t>1990</w:t>
+            </w:r>
+            <w:r>
+              <w:rPr>
+                <w:rFonts w:ascii="標楷體" w:eastAsia="標楷體" w:hint="eastAsia"/>
+                <w:sz w:val="28"/>
+              </w:rPr>
+              <w:t>/08/03</w:t>
             </w:r>
           </w:p>
         </w:tc>
@@ -670,7 +677,28 @@
                 <w:rFonts w:ascii="標楷體" w:eastAsia="標楷體" w:hint="eastAsia"/>
                 <w:sz w:val="28"/>
               </w:rPr>
-              <w:t>2009/9~2013/6</w:t>
+              <w:t>2009</w:t>
+            </w:r>
+            <w:r>
+              <w:rPr>
+                <w:rFonts w:ascii="標楷體" w:eastAsia="標楷體" w:hint="eastAsia"/>
+                <w:sz w:val="28"/>
+              </w:rPr>
+              <w:t>/9~</w:t>
+            </w:r>
+            <w:r>
+              <w:rPr>
+                <w:rFonts w:ascii="標楷體" w:eastAsia="標楷體" w:hint="eastAsia"/>
+                <w:sz w:val="28"/>
+              </w:rPr>
+              <w:t>2013</w:t>
+            </w:r>
+            <w:r>
+              <w:rPr>
+                <w:rFonts w:ascii="標楷體" w:eastAsia="標楷體" w:hint="eastAsia"/>
+                <w:sz w:val="28"/>
+              </w:rPr>
+              <w:t>/6</w:t>
             </w:r>
           </w:p>
         </w:tc>
@@ -702,62 +730,59 @@
         </w:trPr>
         <w:tc>
           <w:tcPr>
-            <w:tcW w:w="4872" w:type="dxa"/>
-            <w:gridSpan w:val="2"/>
-          </w:tcPr>
-          <w:p>
-            <w:pPr>
-              <w:jc w:val="center"/>
-              <w:rPr>
-                <w:rFonts w:ascii="標楷體" w:eastAsia="標楷體"/>
-                <w:sz w:val="28"/>
-              </w:rPr>
-            </w:pPr>
-          </w:p>
-        </w:tc>
-        <w:tc>
-          <w:tcPr>
-            <w:tcW w:w="1038" w:type="dxa"/>
-          </w:tcPr>
-          <w:p>
-            <w:pPr>
-              <w:jc w:val="center"/>
-              <w:rPr>
-                <w:rFonts w:ascii="標楷體" w:eastAsia="標楷體"/>
-                <w:sz w:val="28"/>
-              </w:rPr>
-            </w:pPr>
-          </w:p>
-        </w:tc>
-        <w:tc>
-          <w:tcPr>
-            <w:tcW w:w="2428" w:type="dxa"/>
-            <w:gridSpan w:val="2"/>
-          </w:tcPr>
-          <w:p>
-            <w:pPr>
-              <w:jc w:val="center"/>
-              <w:rPr>
-                <w:rFonts w:ascii="標楷體" w:eastAsia="標楷體"/>
-                <w:sz w:val="28"/>
-              </w:rPr>
-            </w:pPr>
-          </w:p>
-        </w:tc>
-        <w:tc>
-          <w:tcPr>
-            <w:tcW w:w="2156" w:type="dxa"/>
-          </w:tcPr>
-          <w:p>
-            <w:pPr>
-              <w:spacing w:line="320" w:lineRule="exact"/>
-              <w:ind w:right="26"/>
-              <w:jc w:val="center"/>
-              <w:rPr>
-                <w:rFonts w:ascii="標楷體" w:eastAsia="標楷體" w:hAnsi="標楷體"/>
-                <w:sz w:val="28"/>
-              </w:rPr>
-            </w:pPr>
+            <w:tcW w:w="10494" w:type="dxa"/>
+            <w:gridSpan w:val="6"/>
+          </w:tcPr>
+          <w:p>
+            <w:pPr>
+              <w:jc w:val="center"/>
+              <w:rPr>
+                <w:rFonts w:ascii="標楷體" w:eastAsia="標楷體"/>
+                <w:sz w:val="28"/>
+              </w:rPr>
+            </w:pPr>
+            <w:r>
+              <w:rPr>
+                <w:rFonts w:ascii="標楷體" w:eastAsia="標楷體" w:hint="eastAsia"/>
+                <w:sz w:val="28"/>
+              </w:rPr>
+              <w:t>經歷</w:t>
+            </w:r>
+            <w:r>
+              <w:rPr>
+                <w:rFonts w:ascii="標楷體" w:eastAsia="標楷體"/>
+                <w:sz w:val="28"/>
+              </w:rPr>
+              <w:t>(</w:t>
+            </w:r>
+            <w:r>
+              <w:rPr>
+                <w:rFonts w:ascii="標楷體" w:eastAsia="標楷體" w:hint="eastAsia"/>
+                <w:sz w:val="28"/>
+              </w:rPr>
+              <w:t>請按服務時間先後順序填繕</w:t>
+            </w:r>
+            <w:r>
+              <w:rPr>
+                <w:rFonts w:ascii="標楷體" w:eastAsia="標楷體"/>
+                <w:sz w:val="28"/>
+              </w:rPr>
+              <w:t>,</w:t>
+            </w:r>
+            <w:r>
+              <w:rPr>
+                <w:rFonts w:ascii="標楷體" w:eastAsia="標楷體" w:hint="eastAsia"/>
+                <w:sz w:val="28"/>
+              </w:rPr>
+              <w:t>與現提計劃有關者尤請詳填</w:t>
+            </w:r>
+            <w:r>
+              <w:rPr>
+                <w:rFonts w:ascii="標楷體" w:eastAsia="標楷體"/>
+                <w:sz w:val="28"/>
+              </w:rPr>
+              <w:t>)</w:t>
+            </w:r>
           </w:p>
         </w:tc>
       </w:tr>
@@ -767,31 +792,108 @@
         </w:trPr>
         <w:tc>
           <w:tcPr>
-            <w:tcW w:w="4872" w:type="dxa"/>
-            <w:gridSpan w:val="2"/>
-          </w:tcPr>
-          <w:p>
-            <w:pPr>
-              <w:jc w:val="center"/>
-              <w:rPr>
-                <w:rFonts w:ascii="標楷體" w:eastAsia="標楷體"/>
-                <w:sz w:val="28"/>
-              </w:rPr>
-            </w:pPr>
-          </w:p>
-        </w:tc>
-        <w:tc>
-          <w:tcPr>
-            <w:tcW w:w="1038" w:type="dxa"/>
-          </w:tcPr>
-          <w:p>
-            <w:pPr>
-              <w:jc w:val="center"/>
-              <w:rPr>
-                <w:rFonts w:ascii="標楷體" w:eastAsia="標楷體"/>
-                <w:sz w:val="28"/>
-              </w:rPr>
-            </w:pPr>
+            <w:tcW w:w="5910" w:type="dxa"/>
+            <w:gridSpan w:val="3"/>
+          </w:tcPr>
+          <w:p>
+            <w:pPr>
+              <w:jc w:val="center"/>
+              <w:rPr>
+                <w:rFonts w:ascii="標楷體" w:eastAsia="標楷體"/>
+                <w:sz w:val="28"/>
+              </w:rPr>
+            </w:pPr>
+            <w:r>
+              <w:rPr>
+                <w:rFonts w:ascii="標楷體" w:eastAsia="標楷體" w:hint="eastAsia"/>
+                <w:sz w:val="28"/>
+              </w:rPr>
+              <w:t>服</w:t>
+            </w:r>
+            <w:r>
+              <w:rPr>
+                <w:rFonts w:ascii="標楷體" w:eastAsia="標楷體"/>
+                <w:sz w:val="28"/>
+              </w:rPr>
+              <w:t xml:space="preserve"> </w:t>
+            </w:r>
+            <w:r>
+              <w:rPr>
+                <w:rFonts w:ascii="標楷體" w:eastAsia="標楷體" w:hint="eastAsia"/>
+                <w:sz w:val="28"/>
+              </w:rPr>
+              <w:t>務</w:t>
+            </w:r>
+            <w:r>
+              <w:rPr>
+                <w:rFonts w:ascii="標楷體" w:eastAsia="標楷體"/>
+                <w:sz w:val="28"/>
+              </w:rPr>
+              <w:t xml:space="preserve"> </w:t>
+            </w:r>
+            <w:r>
+              <w:rPr>
+                <w:rFonts w:ascii="標楷體" w:eastAsia="標楷體" w:hint="eastAsia"/>
+                <w:sz w:val="28"/>
+              </w:rPr>
+              <w:t>機</w:t>
+            </w:r>
+            <w:r>
+              <w:rPr>
+                <w:rFonts w:ascii="標楷體" w:eastAsia="標楷體"/>
+                <w:sz w:val="28"/>
+              </w:rPr>
+              <w:t xml:space="preserve"> </w:t>
+            </w:r>
+            <w:r>
+              <w:rPr>
+                <w:rFonts w:ascii="標楷體" w:eastAsia="標楷體" w:hint="eastAsia"/>
+                <w:sz w:val="28"/>
+              </w:rPr>
+              <w:t>關</w:t>
+            </w:r>
+            <w:r>
+              <w:rPr>
+                <w:rFonts w:ascii="標楷體" w:eastAsia="標楷體"/>
+                <w:sz w:val="28"/>
+              </w:rPr>
+              <w:t xml:space="preserve"> </w:t>
+            </w:r>
+            <w:r>
+              <w:rPr>
+                <w:rFonts w:ascii="標楷體" w:eastAsia="標楷體" w:hint="eastAsia"/>
+                <w:sz w:val="28"/>
+              </w:rPr>
+              <w:t>及</w:t>
+            </w:r>
+            <w:r>
+              <w:rPr>
+                <w:rFonts w:ascii="標楷體" w:eastAsia="標楷體"/>
+                <w:sz w:val="28"/>
+              </w:rPr>
+              <w:t xml:space="preserve"> </w:t>
+            </w:r>
+            <w:r>
+              <w:rPr>
+                <w:rFonts w:ascii="標楷體" w:eastAsia="標楷體" w:hint="eastAsia"/>
+                <w:sz w:val="28"/>
+              </w:rPr>
+              <w:t>單</w:t>
+            </w:r>
+            <w:r>
+              <w:rPr>
+                <w:rFonts w:ascii="標楷體" w:eastAsia="標楷體"/>
+                <w:sz w:val="28"/>
+              </w:rPr>
+              <w:t xml:space="preserve"> </w:t>
+            </w:r>
+            <w:r>
+              <w:rPr>
+                <w:rFonts w:ascii="標楷體" w:eastAsia="標楷體" w:hint="eastAsia"/>
+                <w:sz w:val="28"/>
+              </w:rPr>
+              <w:t>位</w:t>
+            </w:r>
           </w:p>
         </w:tc>
         <w:tc>
@@ -807,6 +909,27 @@
                 <w:sz w:val="28"/>
               </w:rPr>
             </w:pPr>
+            <w:r>
+              <w:rPr>
+                <w:rFonts w:ascii="標楷體" w:eastAsia="標楷體" w:hint="eastAsia"/>
+                <w:sz w:val="28"/>
+              </w:rPr>
+              <w:t>職</w:t>
+            </w:r>
+            <w:r>
+              <w:rPr>
+                <w:rFonts w:ascii="標楷體" w:eastAsia="標楷體"/>
+                <w:sz w:val="28"/>
+              </w:rPr>
+              <w:t xml:space="preserve">    </w:t>
+            </w:r>
+            <w:r>
+              <w:rPr>
+                <w:rFonts w:ascii="標楷體" w:eastAsia="標楷體" w:hint="eastAsia"/>
+                <w:sz w:val="28"/>
+              </w:rPr>
+              <w:t>稱</w:t>
+            </w:r>
           </w:p>
         </w:tc>
         <w:tc>
@@ -821,6 +944,55 @@
                 <w:sz w:val="28"/>
               </w:rPr>
             </w:pPr>
+            <w:r>
+              <w:rPr>
+                <w:rFonts w:ascii="標楷體" w:eastAsia="標楷體" w:hint="eastAsia"/>
+                <w:sz w:val="28"/>
+              </w:rPr>
+              <w:t>起</w:t>
+            </w:r>
+            <w:r>
+              <w:rPr>
+                <w:rFonts w:ascii="標楷體" w:eastAsia="標楷體"/>
+                <w:sz w:val="28"/>
+              </w:rPr>
+              <w:t xml:space="preserve"> </w:t>
+            </w:r>
+            <w:r>
+              <w:rPr>
+                <w:rFonts w:ascii="標楷體" w:eastAsia="標楷體" w:hint="eastAsia"/>
+                <w:sz w:val="28"/>
+              </w:rPr>
+              <w:t>迄</w:t>
+            </w:r>
+            <w:r>
+              <w:rPr>
+                <w:rFonts w:ascii="標楷體" w:eastAsia="標楷體"/>
+                <w:sz w:val="28"/>
+              </w:rPr>
+              <w:t xml:space="preserve"> </w:t>
+            </w:r>
+            <w:r>
+              <w:rPr>
+                <w:rFonts w:ascii="標楷體" w:eastAsia="標楷體" w:hint="eastAsia"/>
+                <w:sz w:val="28"/>
+              </w:rPr>
+              <w:t>年</w:t>
+            </w:r>
+            <w:r>
+              <w:rPr>
+                <w:rFonts w:ascii="標楷體" w:eastAsia="標楷體"/>
+                <w:sz w:val="28"/>
+              </w:rPr>
+              <w:t xml:space="preserve"> </w:t>
+            </w:r>
+            <w:r>
+              <w:rPr>
+                <w:rFonts w:ascii="標楷體" w:eastAsia="標楷體" w:hint="eastAsia"/>
+                <w:sz w:val="28"/>
+              </w:rPr>
+              <w:t>月</w:t>
+            </w:r>
           </w:p>
         </w:tc>
       </w:tr>
@@ -830,58 +1002,79 @@
         </w:trPr>
         <w:tc>
           <w:tcPr>
-            <w:tcW w:w="10494" w:type="dxa"/>
-            <w:gridSpan w:val="6"/>
-          </w:tcPr>
-          <w:p>
-            <w:pPr>
-              <w:jc w:val="center"/>
-              <w:rPr>
-                <w:rFonts w:ascii="標楷體" w:eastAsia="標楷體"/>
-                <w:sz w:val="28"/>
-              </w:rPr>
-            </w:pPr>
-            <w:r>
-              <w:rPr>
-                <w:rFonts w:ascii="標楷體" w:eastAsia="標楷體" w:hint="eastAsia"/>
-                <w:sz w:val="28"/>
-              </w:rPr>
-              <w:t>經歷</w:t>
-            </w:r>
-            <w:r>
-              <w:rPr>
-                <w:rFonts w:ascii="標楷體" w:eastAsia="標楷體"/>
-                <w:sz w:val="28"/>
-              </w:rPr>
-              <w:t>(</w:t>
-            </w:r>
-            <w:r>
-              <w:rPr>
-                <w:rFonts w:ascii="標楷體" w:eastAsia="標楷體" w:hint="eastAsia"/>
-                <w:sz w:val="28"/>
-              </w:rPr>
-              <w:t>請按服務時間先後順序填繕</w:t>
-            </w:r>
-            <w:r>
-              <w:rPr>
-                <w:rFonts w:ascii="標楷體" w:eastAsia="標楷體"/>
-                <w:sz w:val="28"/>
-              </w:rPr>
-              <w:t>,</w:t>
-            </w:r>
-            <w:r>
-              <w:rPr>
-                <w:rFonts w:ascii="標楷體" w:eastAsia="標楷體" w:hint="eastAsia"/>
-                <w:sz w:val="28"/>
-              </w:rPr>
-              <w:t>與現提計劃有關者尤請詳填</w:t>
-            </w:r>
-            <w:r>
-              <w:rPr>
-                <w:rFonts w:ascii="標楷體" w:eastAsia="標楷體"/>
-                <w:sz w:val="28"/>
-              </w:rPr>
-              <w:t>)</w:t>
+            <w:tcW w:w="5910" w:type="dxa"/>
+            <w:gridSpan w:val="3"/>
+          </w:tcPr>
+          <w:p>
+            <w:pPr>
+              <w:rPr>
+                <w:rFonts w:ascii="標楷體" w:eastAsia="標楷體"/>
+                <w:sz w:val="28"/>
+              </w:rPr>
+            </w:pPr>
+            <w:r>
+              <w:rPr>
+                <w:rFonts w:ascii="標楷體" w:eastAsia="標楷體" w:hint="eastAsia"/>
+                <w:sz w:val="28"/>
+              </w:rPr>
+              <w:t>現任：汐止國泰綜合醫院 外科</w:t>
+            </w:r>
+            <w:r>
+              <w:rPr>
+                <w:rFonts w:ascii="標楷體" w:eastAsia="標楷體" w:hint="eastAsia"/>
+                <w:sz w:val="28"/>
+              </w:rPr>
+              <w:t>病房</w:t>
+            </w:r>
+          </w:p>
+        </w:tc>
+        <w:tc>
+          <w:tcPr>
+            <w:tcW w:w="2428" w:type="dxa"/>
+            <w:gridSpan w:val="2"/>
+          </w:tcPr>
+          <w:p>
+            <w:pPr>
+              <w:jc w:val="center"/>
+              <w:rPr>
+                <w:rFonts w:ascii="標楷體" w:eastAsia="標楷體"/>
+                <w:sz w:val="28"/>
+              </w:rPr>
+            </w:pPr>
+            <w:r>
+              <w:rPr>
+                <w:rFonts w:ascii="標楷體" w:eastAsia="標楷體" w:hint="eastAsia"/>
+                <w:sz w:val="28"/>
+              </w:rPr>
+              <w:t>專科護理師</w:t>
+            </w:r>
+          </w:p>
+        </w:tc>
+        <w:tc>
+          <w:tcPr>
+            <w:tcW w:w="2156" w:type="dxa"/>
+          </w:tcPr>
+          <w:p>
+            <w:pPr>
+              <w:jc w:val="center"/>
+              <w:rPr>
+                <w:rFonts w:ascii="標楷體" w:eastAsia="標楷體"/>
+                <w:sz w:val="28"/>
+              </w:rPr>
+            </w:pPr>
+            <w:r>
+              <w:rPr>
+                <w:rFonts w:ascii="標楷體" w:eastAsia="標楷體" w:hint="eastAsia"/>
+                <w:sz w:val="28"/>
+              </w:rPr>
+              <w:t>2019</w:t>
+            </w:r>
+            <w:r>
+              <w:rPr>
+                <w:rFonts w:ascii="標楷體" w:eastAsia="標楷體" w:hint="eastAsia"/>
+                <w:sz w:val="28"/>
+              </w:rPr>
+              <w:t>/10~在職</w:t>
             </w:r>
           </w:p>
         </w:tc>
@@ -897,102 +1090,31 @@
           </w:tcPr>
           <w:p>
             <w:pPr>
-              <w:jc w:val="center"/>
-              <w:rPr>
-                <w:rFonts w:ascii="標楷體" w:eastAsia="標楷體"/>
-                <w:sz w:val="28"/>
-              </w:rPr>
-            </w:pPr>
-            <w:r>
-              <w:rPr>
-                <w:rFonts w:ascii="標楷體" w:eastAsia="標楷體" w:hint="eastAsia"/>
-                <w:sz w:val="28"/>
-              </w:rPr>
-              <w:t>服</w:t>
-            </w:r>
-            <w:r>
-              <w:rPr>
-                <w:rFonts w:ascii="標楷體" w:eastAsia="標楷體"/>
-                <w:sz w:val="28"/>
-              </w:rPr>
-              <w:t xml:space="preserve"> </w:t>
-            </w:r>
-            <w:r>
-              <w:rPr>
-                <w:rFonts w:ascii="標楷體" w:eastAsia="標楷體" w:hint="eastAsia"/>
-                <w:sz w:val="28"/>
-              </w:rPr>
-              <w:t>務</w:t>
-            </w:r>
-            <w:r>
-              <w:rPr>
-                <w:rFonts w:ascii="標楷體" w:eastAsia="標楷體"/>
-                <w:sz w:val="28"/>
-              </w:rPr>
-              <w:t xml:space="preserve"> </w:t>
-            </w:r>
-            <w:r>
-              <w:rPr>
-                <w:rFonts w:ascii="標楷體" w:eastAsia="標楷體" w:hint="eastAsia"/>
-                <w:sz w:val="28"/>
-              </w:rPr>
-              <w:t>機</w:t>
-            </w:r>
-            <w:r>
-              <w:rPr>
-                <w:rFonts w:ascii="標楷體" w:eastAsia="標楷體"/>
-                <w:sz w:val="28"/>
-              </w:rPr>
-              <w:t xml:space="preserve"> </w:t>
-            </w:r>
-            <w:r>
-              <w:rPr>
-                <w:rFonts w:ascii="標楷體" w:eastAsia="標楷體" w:hint="eastAsia"/>
-                <w:sz w:val="28"/>
-              </w:rPr>
-              <w:t>關</w:t>
-            </w:r>
-            <w:r>
-              <w:rPr>
-                <w:rFonts w:ascii="標楷體" w:eastAsia="標楷體"/>
-                <w:sz w:val="28"/>
-              </w:rPr>
-              <w:t xml:space="preserve"> </w:t>
-            </w:r>
-            <w:r>
-              <w:rPr>
-                <w:rFonts w:ascii="標楷體" w:eastAsia="標楷體" w:hint="eastAsia"/>
-                <w:sz w:val="28"/>
-              </w:rPr>
-              <w:t>及</w:t>
-            </w:r>
-            <w:r>
-              <w:rPr>
-                <w:rFonts w:ascii="標楷體" w:eastAsia="標楷體"/>
-                <w:sz w:val="28"/>
-              </w:rPr>
-              <w:t xml:space="preserve"> </w:t>
-            </w:r>
-            <w:r>
-              <w:rPr>
-                <w:rFonts w:ascii="標楷體" w:eastAsia="標楷體" w:hint="eastAsia"/>
-                <w:sz w:val="28"/>
-              </w:rPr>
-              <w:t>單</w:t>
-            </w:r>
-            <w:r>
-              <w:rPr>
-                <w:rFonts w:ascii="標楷體" w:eastAsia="標楷體"/>
-                <w:sz w:val="28"/>
-              </w:rPr>
-              <w:t xml:space="preserve"> </w:t>
-            </w:r>
-            <w:r>
-              <w:rPr>
-                <w:rFonts w:ascii="標楷體" w:eastAsia="標楷體" w:hint="eastAsia"/>
-                <w:sz w:val="28"/>
-              </w:rPr>
-              <w:t>位</w:t>
+              <w:rPr>
+                <w:rFonts w:ascii="標楷體" w:eastAsia="標楷體"/>
+                <w:sz w:val="28"/>
+              </w:rPr>
+            </w:pPr>
+            <w:r>
+              <w:rPr>
+                <w:rFonts w:ascii="標楷體" w:eastAsia="標楷體" w:hint="eastAsia"/>
+                <w:sz w:val="28"/>
+              </w:rPr>
+              <w:t>曾任</w:t>
+            </w:r>
+            <w:r>
+              <w:rPr>
+                <w:rFonts w:ascii="標楷體" w:eastAsia="標楷體"/>
+                <w:sz w:val="28"/>
+              </w:rPr>
+              <w:t>:</w:t>
+            </w:r>
+            <w:r>
+              <w:rPr>
+                <w:rFonts w:ascii="標楷體" w:eastAsia="標楷體" w:hint="eastAsia"/>
+                <w:sz w:val="28"/>
+              </w:rPr>
+              <w:t>汐止國泰綜合醫院 開刀房</w:t>
             </w:r>
           </w:p>
         </w:tc>
@@ -1014,21 +1136,7 @@
                 <w:rFonts w:ascii="標楷體" w:eastAsia="標楷體" w:hint="eastAsia"/>
                 <w:sz w:val="28"/>
               </w:rPr>
-              <w:t>職</w:t>
-            </w:r>
-            <w:r>
-              <w:rPr>
-                <w:rFonts w:ascii="標楷體" w:eastAsia="標楷體"/>
-                <w:sz w:val="28"/>
-              </w:rPr>
-              <w:t xml:space="preserve">    </w:t>
-            </w:r>
-            <w:r>
-              <w:rPr>
-                <w:rFonts w:ascii="標楷體" w:eastAsia="標楷體" w:hint="eastAsia"/>
-                <w:sz w:val="28"/>
-              </w:rPr>
-              <w:t>稱</w:t>
+              <w:t>專責護理師</w:t>
             </w:r>
           </w:p>
         </w:tc>
@@ -1049,208 +1157,35 @@
                 <w:rFonts w:ascii="標楷體" w:eastAsia="標楷體" w:hint="eastAsia"/>
                 <w:sz w:val="28"/>
               </w:rPr>
-              <w:t>起</w:t>
-            </w:r>
-            <w:r>
-              <w:rPr>
-                <w:rFonts w:ascii="標楷體" w:eastAsia="標楷體"/>
-                <w:sz w:val="28"/>
-              </w:rPr>
-              <w:t xml:space="preserve"> </w:t>
-            </w:r>
-            <w:r>
-              <w:rPr>
-                <w:rFonts w:ascii="標楷體" w:eastAsia="標楷體" w:hint="eastAsia"/>
-                <w:sz w:val="28"/>
-              </w:rPr>
-              <w:t>迄</w:t>
-            </w:r>
-            <w:r>
-              <w:rPr>
-                <w:rFonts w:ascii="標楷體" w:eastAsia="標楷體"/>
-                <w:sz w:val="28"/>
-              </w:rPr>
-              <w:t xml:space="preserve"> </w:t>
-            </w:r>
-            <w:r>
-              <w:rPr>
-                <w:rFonts w:ascii="標楷體" w:eastAsia="標楷體" w:hint="eastAsia"/>
-                <w:sz w:val="28"/>
-              </w:rPr>
-              <w:t>年</w:t>
-            </w:r>
-            <w:r>
-              <w:rPr>
-                <w:rFonts w:ascii="標楷體" w:eastAsia="標楷體"/>
-                <w:sz w:val="28"/>
-              </w:rPr>
-              <w:t xml:space="preserve"> </w:t>
-            </w:r>
-            <w:r>
-              <w:rPr>
-                <w:rFonts w:ascii="標楷體" w:eastAsia="標楷體" w:hint="eastAsia"/>
-                <w:sz w:val="28"/>
-              </w:rPr>
-              <w:t>月</w:t>
-            </w:r>
-          </w:p>
-        </w:tc>
-      </w:tr>
-      <w:tr>
-        <w:trPr>
-          <w:cantSplit/>
-        </w:trPr>
-        <w:tc>
-          <w:tcPr>
-            <w:tcW w:w="5910" w:type="dxa"/>
-            <w:gridSpan w:val="3"/>
-          </w:tcPr>
-          <w:p>
-            <w:pPr>
-              <w:rPr>
-                <w:rFonts w:ascii="標楷體" w:eastAsia="標楷體"/>
-                <w:sz w:val="28"/>
-              </w:rPr>
-            </w:pPr>
-            <w:r>
-              <w:rPr>
-                <w:rFonts w:ascii="標楷體" w:eastAsia="標楷體" w:hint="eastAsia"/>
-                <w:sz w:val="28"/>
-              </w:rPr>
-              <w:t>現任：汐止國泰綜合醫院 外科</w:t>
-            </w:r>
-            <w:r>
-              <w:rPr>
-                <w:rFonts w:ascii="標楷體" w:eastAsia="標楷體" w:hint="eastAsia"/>
-                <w:sz w:val="28"/>
-              </w:rPr>
-              <w:t>病房</w:t>
-            </w:r>
-          </w:p>
-        </w:tc>
-        <w:tc>
-          <w:tcPr>
-            <w:tcW w:w="2428" w:type="dxa"/>
-            <w:gridSpan w:val="2"/>
-          </w:tcPr>
-          <w:p>
-            <w:pPr>
-              <w:jc w:val="center"/>
-              <w:rPr>
-                <w:rFonts w:ascii="標楷體" w:eastAsia="標楷體"/>
-                <w:sz w:val="28"/>
-              </w:rPr>
-            </w:pPr>
-            <w:r>
-              <w:rPr>
-                <w:rFonts w:ascii="標楷體" w:eastAsia="標楷體" w:hint="eastAsia"/>
-                <w:sz w:val="28"/>
-              </w:rPr>
-              <w:t>專科護理師</w:t>
-            </w:r>
-          </w:p>
-        </w:tc>
-        <w:tc>
-          <w:tcPr>
-            <w:tcW w:w="2156" w:type="dxa"/>
-          </w:tcPr>
-          <w:p>
-            <w:pPr>
-              <w:jc w:val="center"/>
-              <w:rPr>
-                <w:rFonts w:ascii="標楷體" w:eastAsia="標楷體"/>
-                <w:sz w:val="28"/>
-              </w:rPr>
-            </w:pPr>
-            <w:r>
-              <w:rPr>
-                <w:rFonts w:ascii="標楷體" w:eastAsia="標楷體" w:hint="eastAsia"/>
-                <w:sz w:val="28"/>
-              </w:rPr>
-              <w:t>2019/10~在職</w:t>
-            </w:r>
-          </w:p>
-        </w:tc>
-      </w:tr>
-      <w:tr>
-        <w:trPr>
-          <w:cantSplit/>
-        </w:trPr>
-        <w:tc>
-          <w:tcPr>
-            <w:tcW w:w="5910" w:type="dxa"/>
-            <w:gridSpan w:val="3"/>
-          </w:tcPr>
-          <w:p>
-            <w:pPr>
-              <w:rPr>
-                <w:rFonts w:ascii="標楷體" w:eastAsia="標楷體"/>
-                <w:sz w:val="28"/>
-              </w:rPr>
-            </w:pPr>
-            <w:r>
-              <w:rPr>
-                <w:rFonts w:ascii="標楷體" w:eastAsia="標楷體" w:hint="eastAsia"/>
-                <w:sz w:val="28"/>
-              </w:rPr>
-              <w:t>曾任</w:t>
-            </w:r>
-            <w:r>
-              <w:rPr>
-                <w:rFonts w:ascii="標楷體" w:eastAsia="標楷體"/>
-                <w:sz w:val="28"/>
-              </w:rPr>
-              <w:t>:</w:t>
-            </w:r>
-            <w:r>
-              <w:rPr>
-                <w:rFonts w:ascii="標楷體" w:eastAsia="標楷體" w:hint="eastAsia"/>
-                <w:sz w:val="28"/>
-              </w:rPr>
-              <w:t>汐止國泰綜合醫院 開刀房</w:t>
-            </w:r>
-          </w:p>
-        </w:tc>
-        <w:tc>
-          <w:tcPr>
-            <w:tcW w:w="2428" w:type="dxa"/>
-            <w:gridSpan w:val="2"/>
-          </w:tcPr>
-          <w:p>
-            <w:pPr>
-              <w:jc w:val="center"/>
-              <w:rPr>
-                <w:rFonts w:ascii="標楷體" w:eastAsia="標楷體"/>
-                <w:sz w:val="28"/>
-              </w:rPr>
-            </w:pPr>
-            <w:r>
-              <w:rPr>
-                <w:rFonts w:ascii="標楷體" w:eastAsia="標楷體" w:hint="eastAsia"/>
-                <w:sz w:val="28"/>
-              </w:rPr>
-              <w:t>專責護理師</w:t>
-            </w:r>
-          </w:p>
-        </w:tc>
-        <w:tc>
-          <w:tcPr>
-            <w:tcW w:w="2156" w:type="dxa"/>
-          </w:tcPr>
-          <w:p>
-            <w:pPr>
-              <w:jc w:val="center"/>
-              <w:rPr>
-                <w:rFonts w:ascii="標楷體" w:eastAsia="標楷體"/>
-                <w:sz w:val="28"/>
-              </w:rPr>
-            </w:pPr>
-            <w:r>
-              <w:rPr>
-                <w:rFonts w:ascii="標楷體" w:eastAsia="標楷體" w:hint="eastAsia"/>
-                <w:sz w:val="28"/>
-              </w:rPr>
-              <w:t>2017/10~2019/10</w:t>
+              <w:t>2017</w:t>
+            </w:r>
+            <w:r>
+              <w:rPr>
+                <w:rFonts w:ascii="標楷體" w:eastAsia="標楷體" w:hint="eastAsia"/>
+                <w:sz w:val="28"/>
+              </w:rPr>
+              <w:t>/10~</w:t>
+            </w:r>
+            <w:r>
+              <w:rPr>
+                <w:rFonts w:ascii="標楷體" w:eastAsia="標楷體" w:hint="eastAsia"/>
+                <w:sz w:val="28"/>
+              </w:rPr>
+              <w:t>2019</w:t>
+            </w:r>
+            <w:r>
+              <w:rPr>
+                <w:rFonts w:ascii="標楷體" w:eastAsia="標楷體"/>
+                <w:sz w:val="28"/>
+              </w:rPr>
+              <w:t>/</w:t>
+            </w:r>
+            <w:r>
+              <w:rPr>
+                <w:rFonts w:ascii="標楷體" w:eastAsia="標楷體" w:hint="eastAsia"/>
+                <w:sz w:val="28"/>
+              </w:rPr>
+              <w:t>10</w:t>
             </w:r>
           </w:p>
         </w:tc>
@@ -1356,7 +1291,7 @@
                 <w:rFonts w:ascii="標楷體" w:eastAsia="標楷體" w:hint="eastAsia"/>
                 <w:sz w:val="28"/>
               </w:rPr>
-              <w:t>【本次投稿】A Large Epidermoid Cyst of the Pelvic Floor Mimicking Rectal Submucosal Malignancy: A Case Report，Journal of the Formosan Medical Association（Under Review）</w:t>
+              <w:t>【本次投稿】A Large Epidermoid Cyst of the Pelvic Floor Mimicking Rectal Malignancy: A Case Report，Journal of the Formosan Medical Association（Under Review）</w:t>
             </w:r>
           </w:p>
         </w:tc>
